--- a/6-过程管理/运行记录类文件/060208-淮安生态新城信息系统运维服务项目-连续性报告.docx
+++ b/6-过程管理/运行记录类文件/060208-淮安生态新城信息系统运维服务项目-连续性报告.docx
@@ -7,7 +7,6 @@
         <w:pStyle w:val="27"/>
         <w:spacing w:after="1440"/>
       </w:pPr>
-      <w:bookmarkStart w:id="0" w:name="_Toc22073"/>
     </w:p>
     <w:p>
       <w:pPr>
@@ -17,6 +16,7 @@
           <w:rFonts w:hint="default"/>
         </w:rPr>
       </w:pPr>
+      <w:bookmarkStart w:id="0" w:name="_Toc7479"/>
       <w:r>
         <w:t>淮安生态新城信息系统运维服务业务连续性报告</w:t>
       </w:r>
@@ -27,7 +27,7 @@
         <w:pStyle w:val="29"/>
         <w:spacing w:after="2160"/>
       </w:pPr>
-      <w:bookmarkStart w:id="1" w:name="_Toc14904"/>
+      <w:bookmarkStart w:id="1" w:name="_Toc24942"/>
       <w:r>
         <w:t>江苏云储智能科技有限公司</w:t>
       </w:r>
@@ -223,8 +223,6 @@
               </w:rPr>
               <w:t>连续性报告</w:t>
             </w:r>
-            <w:bookmarkStart w:id="4" w:name="_GoBack"/>
-            <w:bookmarkEnd w:id="4"/>
             <w:r>
               <w:rPr>
                 <w:spacing w:val="-1"/>
@@ -1077,7 +1075,7 @@
             <w:fldChar w:fldCharType="begin"/>
           </w:r>
           <w:r>
-            <w:instrText xml:space="preserve"> HYPERLINK \l _Toc22073 </w:instrText>
+            <w:instrText xml:space="preserve"> HYPERLINK \l _Toc7479 </w:instrText>
           </w:r>
           <w:r>
             <w:fldChar w:fldCharType="separate"/>
@@ -1092,7 +1090,7 @@
             <w:fldChar w:fldCharType="begin"/>
           </w:r>
           <w:r>
-            <w:instrText xml:space="preserve"> PAGEREF _Toc22073 \h </w:instrText>
+            <w:instrText xml:space="preserve"> PAGEREF _Toc7479 \h </w:instrText>
           </w:r>
           <w:r>
             <w:fldChar w:fldCharType="separate"/>
@@ -1118,7 +1116,7 @@
             <w:fldChar w:fldCharType="begin"/>
           </w:r>
           <w:r>
-            <w:instrText xml:space="preserve"> HYPERLINK \l _Toc14904 </w:instrText>
+            <w:instrText xml:space="preserve"> HYPERLINK \l _Toc24942 </w:instrText>
           </w:r>
           <w:r>
             <w:fldChar w:fldCharType="separate"/>
@@ -1133,13 +1131,113 @@
             <w:fldChar w:fldCharType="begin"/>
           </w:r>
           <w:r>
-            <w:instrText xml:space="preserve"> PAGEREF _Toc14904 \h </w:instrText>
+            <w:instrText xml:space="preserve"> PAGEREF _Toc24942 \h </w:instrText>
           </w:r>
           <w:r>
             <w:fldChar w:fldCharType="separate"/>
           </w:r>
           <w:r>
             <w:t>1</w:t>
+          </w:r>
+          <w:r>
+            <w:fldChar w:fldCharType="end"/>
+          </w:r>
+          <w:r>
+            <w:fldChar w:fldCharType="end"/>
+          </w:r>
+        </w:p>
+        <w:p>
+          <w:pPr>
+            <w:pStyle w:val="17"/>
+            <w:tabs>
+              <w:tab w:val="right" w:leader="dot" w:pos="8305"/>
+            </w:tabs>
+          </w:pPr>
+          <w:r>
+            <w:fldChar w:fldCharType="begin"/>
+          </w:r>
+          <w:r>
+            <w:instrText xml:space="preserve"> HYPERLINK \l _Toc7269 </w:instrText>
+          </w:r>
+          <w:r>
+            <w:fldChar w:fldCharType="separate"/>
+          </w:r>
+          <w:r>
+            <w:rPr>
+              <w:rFonts w:hint="default"/>
+            </w:rPr>
+            <w:t xml:space="preserve">1. </w:t>
+          </w:r>
+          <w:r>
+            <w:rPr>
+              <w:rFonts w:hint="eastAsia"/>
+            </w:rPr>
+            <w:t>执行摘要</w:t>
+          </w:r>
+          <w:r>
+            <w:tab/>
+          </w:r>
+          <w:r>
+            <w:fldChar w:fldCharType="begin"/>
+          </w:r>
+          <w:r>
+            <w:instrText xml:space="preserve"> PAGEREF _Toc7269 \h </w:instrText>
+          </w:r>
+          <w:r>
+            <w:fldChar w:fldCharType="separate"/>
+          </w:r>
+          <w:r>
+            <w:t>4</w:t>
+          </w:r>
+          <w:r>
+            <w:fldChar w:fldCharType="end"/>
+          </w:r>
+          <w:r>
+            <w:fldChar w:fldCharType="end"/>
+          </w:r>
+        </w:p>
+        <w:p>
+          <w:pPr>
+            <w:pStyle w:val="17"/>
+            <w:tabs>
+              <w:tab w:val="right" w:leader="dot" w:pos="8305"/>
+            </w:tabs>
+          </w:pPr>
+          <w:r>
+            <w:fldChar w:fldCharType="begin"/>
+          </w:r>
+          <w:r>
+            <w:instrText xml:space="preserve"> HYPERLINK \l _Toc2902 </w:instrText>
+          </w:r>
+          <w:r>
+            <w:fldChar w:fldCharType="separate"/>
+          </w:r>
+          <w:r>
+            <w:rPr>
+              <w:rFonts w:hint="default"/>
+            </w:rPr>
+            <w:t xml:space="preserve">2. </w:t>
+          </w:r>
+          <w:r>
+            <w:rPr>
+              <w:rFonts w:hint="eastAsia"/>
+            </w:rPr>
+            <w:t>连续性体系建设与维护情况</w:t>
+          </w:r>
+          <w:r>
+            <w:tab/>
+          </w:r>
+          <w:r>
+            <w:fldChar w:fldCharType="begin"/>
+          </w:r>
+          <w:r>
+            <w:instrText xml:space="preserve"> PAGEREF _Toc2902 \h </w:instrText>
+          </w:r>
+          <w:r>
+            <w:fldChar w:fldCharType="separate"/>
+          </w:r>
+          <w:r>
+            <w:t>4</w:t>
           </w:r>
           <w:r>
             <w:fldChar w:fldCharType="end"/>
@@ -1159,16 +1257,22 @@
             <w:fldChar w:fldCharType="begin"/>
           </w:r>
           <w:r>
-            <w:instrText xml:space="preserve"> HYPERLINK \l _Toc26789 </w:instrText>
+            <w:instrText xml:space="preserve"> HYPERLINK \l _Toc31473 </w:instrText>
           </w:r>
           <w:r>
             <w:fldChar w:fldCharType="separate"/>
           </w:r>
           <w:r>
             <w:rPr>
-              <w:rFonts w:ascii="Arial" w:hAnsi="Arial" w:eastAsia="等线" w:cs="Arial"/>
+              <w:rFonts w:hint="default"/>
             </w:rPr>
-            <w:t>1. 执行摘要</w:t>
+            <w:t xml:space="preserve">2.1. </w:t>
+          </w:r>
+          <w:r>
+            <w:rPr>
+              <w:rFonts w:hint="eastAsia"/>
+            </w:rPr>
+            <w:t>组织与人员保障</w:t>
           </w:r>
           <w:r>
             <w:tab/>
@@ -1177,13 +1281,13 @@
             <w:fldChar w:fldCharType="begin"/>
           </w:r>
           <w:r>
-            <w:instrText xml:space="preserve"> PAGEREF _Toc26789 \h </w:instrText>
+            <w:instrText xml:space="preserve"> PAGEREF _Toc31473 \h </w:instrText>
           </w:r>
           <w:r>
             <w:fldChar w:fldCharType="separate"/>
           </w:r>
           <w:r>
-            <w:t>3</w:t>
+            <w:t>4</w:t>
           </w:r>
           <w:r>
             <w:fldChar w:fldCharType="end"/>
@@ -1203,16 +1307,22 @@
             <w:fldChar w:fldCharType="begin"/>
           </w:r>
           <w:r>
-            <w:instrText xml:space="preserve"> HYPERLINK \l _Toc15506 </w:instrText>
+            <w:instrText xml:space="preserve"> HYPERLINK \l _Toc25352 </w:instrText>
           </w:r>
           <w:r>
             <w:fldChar w:fldCharType="separate"/>
           </w:r>
           <w:r>
             <w:rPr>
-              <w:rFonts w:ascii="Arial" w:hAnsi="Arial" w:eastAsia="等线" w:cs="Arial"/>
+              <w:rFonts w:hint="default"/>
             </w:rPr>
-            <w:t>2. 连续性体系建设与维护情况</w:t>
+            <w:t xml:space="preserve">2.2. </w:t>
+          </w:r>
+          <w:r>
+            <w:rPr>
+              <w:rFonts w:hint="eastAsia"/>
+            </w:rPr>
+            <w:t>备份与恢复能力</w:t>
           </w:r>
           <w:r>
             <w:tab/>
@@ -1221,145 +1331,13 @@
             <w:fldChar w:fldCharType="begin"/>
           </w:r>
           <w:r>
-            <w:instrText xml:space="preserve"> PAGEREF _Toc15506 \h </w:instrText>
+            <w:instrText xml:space="preserve"> PAGEREF _Toc25352 \h </w:instrText>
           </w:r>
           <w:r>
             <w:fldChar w:fldCharType="separate"/>
           </w:r>
           <w:r>
-            <w:t>4</w:t>
-          </w:r>
-          <w:r>
-            <w:fldChar w:fldCharType="end"/>
-          </w:r>
-          <w:r>
-            <w:fldChar w:fldCharType="end"/>
-          </w:r>
-        </w:p>
-        <w:p>
-          <w:pPr>
-            <w:pStyle w:val="13"/>
-            <w:tabs>
-              <w:tab w:val="right" w:leader="dot" w:pos="8305"/>
-            </w:tabs>
-          </w:pPr>
-          <w:r>
-            <w:fldChar w:fldCharType="begin"/>
-          </w:r>
-          <w:r>
-            <w:instrText xml:space="preserve"> HYPERLINK \l _Toc6108 </w:instrText>
-          </w:r>
-          <w:r>
-            <w:fldChar w:fldCharType="separate"/>
-          </w:r>
-          <w:r>
-            <w:rPr>
-              <w:rFonts w:ascii="Arial" w:hAnsi="Arial" w:eastAsia="等线" w:cs="Arial"/>
-            </w:rPr>
-            <w:t>2.1 组织与人员保障</w:t>
-          </w:r>
-          <w:r>
-            <w:tab/>
-          </w:r>
-          <w:r>
-            <w:fldChar w:fldCharType="begin"/>
-          </w:r>
-          <w:r>
-            <w:instrText xml:space="preserve"> PAGEREF _Toc6108 \h </w:instrText>
-          </w:r>
-          <w:r>
-            <w:fldChar w:fldCharType="separate"/>
-          </w:r>
-          <w:r>
-            <w:t>4</w:t>
-          </w:r>
-          <w:r>
-            <w:fldChar w:fldCharType="end"/>
-          </w:r>
-          <w:r>
-            <w:fldChar w:fldCharType="end"/>
-          </w:r>
-        </w:p>
-        <w:p>
-          <w:pPr>
-            <w:pStyle w:val="13"/>
-            <w:tabs>
-              <w:tab w:val="right" w:leader="dot" w:pos="8305"/>
-            </w:tabs>
-          </w:pPr>
-          <w:r>
-            <w:fldChar w:fldCharType="begin"/>
-          </w:r>
-          <w:r>
-            <w:instrText xml:space="preserve"> HYPERLINK \l _Toc25279 </w:instrText>
-          </w:r>
-          <w:r>
-            <w:fldChar w:fldCharType="separate"/>
-          </w:r>
-          <w:r>
-            <w:rPr>
-              <w:rFonts w:ascii="Arial" w:hAnsi="Arial" w:eastAsia="等线" w:cs="Arial"/>
-            </w:rPr>
-            <w:t>2.2 备份与恢复能力</w:t>
-          </w:r>
-          <w:r>
-            <w:tab/>
-          </w:r>
-          <w:r>
-            <w:fldChar w:fldCharType="begin"/>
-          </w:r>
-          <w:r>
-            <w:instrText xml:space="preserve"> PAGEREF _Toc25279 \h </w:instrText>
-          </w:r>
-          <w:r>
-            <w:fldChar w:fldCharType="separate"/>
-          </w:r>
-          <w:r>
-            <w:t>8</w:t>
-          </w:r>
-          <w:r>
-            <w:fldChar w:fldCharType="end"/>
-          </w:r>
-          <w:r>
-            <w:fldChar w:fldCharType="end"/>
-          </w:r>
-        </w:p>
-        <w:p>
-          <w:pPr>
-            <w:pStyle w:val="13"/>
-            <w:tabs>
-              <w:tab w:val="right" w:leader="dot" w:pos="8305"/>
-            </w:tabs>
-          </w:pPr>
-          <w:r>
-            <w:fldChar w:fldCharType="begin"/>
-          </w:r>
-          <w:r>
-            <w:instrText xml:space="preserve"> HYPERLINK \l _Toc1538 </w:instrText>
-          </w:r>
-          <w:r>
-            <w:fldChar w:fldCharType="separate"/>
-          </w:r>
-          <w:r>
-            <w:rPr>
-              <w:rFonts w:ascii="Arial" w:hAnsi="Arial" w:eastAsia="等线" w:cs="Arial"/>
-            </w:rPr>
-            <w:t>2.3 备用资源管理</w:t>
-          </w:r>
-          <w:r>
-            <w:tab/>
-          </w:r>
-          <w:r>
-            <w:fldChar w:fldCharType="begin"/>
-          </w:r>
-          <w:r>
-            <w:instrText xml:space="preserve"> PAGEREF _Toc1538 \h </w:instrText>
-          </w:r>
-          <w:r>
-            <w:fldChar w:fldCharType="separate"/>
-          </w:r>
-          <w:r>
-            <w:t>8</w:t>
+            <w:t>5</w:t>
           </w:r>
           <w:r>
             <w:fldChar w:fldCharType="end"/>
@@ -1379,16 +1357,22 @@
             <w:fldChar w:fldCharType="begin"/>
           </w:r>
           <w:r>
-            <w:instrText xml:space="preserve"> HYPERLINK \l _Toc480 </w:instrText>
+            <w:instrText xml:space="preserve"> HYPERLINK \l _Toc379 </w:instrText>
           </w:r>
           <w:r>
             <w:fldChar w:fldCharType="separate"/>
           </w:r>
           <w:r>
             <w:rPr>
-              <w:rFonts w:ascii="Arial" w:hAnsi="Arial" w:eastAsia="等线" w:cs="Arial"/>
+              <w:rFonts w:hint="default"/>
             </w:rPr>
-            <w:t>3. 演练测试与应急能力验证</w:t>
+            <w:t xml:space="preserve">2.3. </w:t>
+          </w:r>
+          <w:r>
+            <w:rPr>
+              <w:rFonts w:hint="eastAsia"/>
+            </w:rPr>
+            <w:t>备用资源管理</w:t>
           </w:r>
           <w:r>
             <w:tab/>
@@ -1397,13 +1381,13 @@
             <w:fldChar w:fldCharType="begin"/>
           </w:r>
           <w:r>
-            <w:instrText xml:space="preserve"> PAGEREF _Toc480 \h </w:instrText>
+            <w:instrText xml:space="preserve"> PAGEREF _Toc379 \h </w:instrText>
           </w:r>
           <w:r>
             <w:fldChar w:fldCharType="separate"/>
           </w:r>
           <w:r>
-            <w:t>9</w:t>
+            <w:t>5</w:t>
           </w:r>
           <w:r>
             <w:fldChar w:fldCharType="end"/>
@@ -1414,7 +1398,7 @@
         </w:p>
         <w:p>
           <w:pPr>
-            <w:pStyle w:val="18"/>
+            <w:pStyle w:val="17"/>
             <w:tabs>
               <w:tab w:val="right" w:leader="dot" w:pos="8305"/>
             </w:tabs>
@@ -1423,16 +1407,22 @@
             <w:fldChar w:fldCharType="begin"/>
           </w:r>
           <w:r>
-            <w:instrText xml:space="preserve"> HYPERLINK \l _Toc18689 </w:instrText>
+            <w:instrText xml:space="preserve"> HYPERLINK \l _Toc28588 </w:instrText>
           </w:r>
           <w:r>
             <w:fldChar w:fldCharType="separate"/>
           </w:r>
           <w:r>
             <w:rPr>
-              <w:rFonts w:ascii="Arial" w:hAnsi="Arial" w:eastAsia="等线" w:cs="Arial"/>
+              <w:rFonts w:hint="default"/>
             </w:rPr>
-            <w:t>4. 与可用性管理的衔接与协同</w:t>
+            <w:t xml:space="preserve">3. </w:t>
+          </w:r>
+          <w:r>
+            <w:rPr>
+              <w:rFonts w:hint="eastAsia"/>
+            </w:rPr>
+            <w:t>演练测试与应急能力验证</w:t>
           </w:r>
           <w:r>
             <w:tab/>
@@ -1441,13 +1431,13 @@
             <w:fldChar w:fldCharType="begin"/>
           </w:r>
           <w:r>
-            <w:instrText xml:space="preserve"> PAGEREF _Toc18689 \h </w:instrText>
+            <w:instrText xml:space="preserve"> PAGEREF _Toc28588 \h </w:instrText>
           </w:r>
           <w:r>
             <w:fldChar w:fldCharType="separate"/>
           </w:r>
           <w:r>
-            <w:t>11</w:t>
+            <w:t>5</w:t>
           </w:r>
           <w:r>
             <w:fldChar w:fldCharType="end"/>
@@ -1458,7 +1448,7 @@
         </w:p>
         <w:p>
           <w:pPr>
-            <w:pStyle w:val="18"/>
+            <w:pStyle w:val="17"/>
             <w:tabs>
               <w:tab w:val="right" w:leader="dot" w:pos="8305"/>
             </w:tabs>
@@ -1467,16 +1457,22 @@
             <w:fldChar w:fldCharType="begin"/>
           </w:r>
           <w:r>
-            <w:instrText xml:space="preserve"> HYPERLINK \l _Toc16480 </w:instrText>
+            <w:instrText xml:space="preserve"> HYPERLINK \l _Toc8045 </w:instrText>
           </w:r>
           <w:r>
             <w:fldChar w:fldCharType="separate"/>
           </w:r>
           <w:r>
             <w:rPr>
-              <w:rFonts w:ascii="Arial" w:hAnsi="Arial" w:eastAsia="等线" w:cs="Arial"/>
+              <w:rFonts w:hint="default"/>
             </w:rPr>
-            <w:t>5. 持续改进计划</w:t>
+            <w:t xml:space="preserve">4. </w:t>
+          </w:r>
+          <w:r>
+            <w:rPr>
+              <w:rFonts w:hint="eastAsia"/>
+            </w:rPr>
+            <w:t>与可用性管理的衔接与协同</w:t>
           </w:r>
           <w:r>
             <w:tab/>
@@ -1485,13 +1481,13 @@
             <w:fldChar w:fldCharType="begin"/>
           </w:r>
           <w:r>
-            <w:instrText xml:space="preserve"> PAGEREF _Toc16480 \h </w:instrText>
+            <w:instrText xml:space="preserve"> PAGEREF _Toc8045 \h </w:instrText>
           </w:r>
           <w:r>
             <w:fldChar w:fldCharType="separate"/>
           </w:r>
           <w:r>
-            <w:t>12</w:t>
+            <w:t>6</w:t>
           </w:r>
           <w:r>
             <w:fldChar w:fldCharType="end"/>
@@ -1502,7 +1498,7 @@
         </w:p>
         <w:p>
           <w:pPr>
-            <w:pStyle w:val="18"/>
+            <w:pStyle w:val="17"/>
             <w:tabs>
               <w:tab w:val="right" w:leader="dot" w:pos="8305"/>
             </w:tabs>
@@ -1511,16 +1507,22 @@
             <w:fldChar w:fldCharType="begin"/>
           </w:r>
           <w:r>
-            <w:instrText xml:space="preserve"> HYPERLINK \l _Toc15663 </w:instrText>
+            <w:instrText xml:space="preserve"> HYPERLINK \l _Toc23645 </w:instrText>
           </w:r>
           <w:r>
             <w:fldChar w:fldCharType="separate"/>
           </w:r>
           <w:r>
             <w:rPr>
-              <w:rFonts w:ascii="Arial" w:hAnsi="Arial" w:eastAsia="等线" w:cs="Arial"/>
+              <w:rFonts w:hint="default"/>
             </w:rPr>
-            <w:t>6. 结论</w:t>
+            <w:t xml:space="preserve">5. </w:t>
+          </w:r>
+          <w:r>
+            <w:rPr>
+              <w:rFonts w:hint="eastAsia"/>
+            </w:rPr>
+            <w:t>持续改进计划</w:t>
           </w:r>
           <w:r>
             <w:tab/>
@@ -1529,13 +1531,63 @@
             <w:fldChar w:fldCharType="begin"/>
           </w:r>
           <w:r>
-            <w:instrText xml:space="preserve"> PAGEREF _Toc15663 \h </w:instrText>
+            <w:instrText xml:space="preserve"> PAGEREF _Toc23645 \h </w:instrText>
           </w:r>
           <w:r>
             <w:fldChar w:fldCharType="separate"/>
           </w:r>
           <w:r>
-            <w:t>14</w:t>
+            <w:t>6</w:t>
+          </w:r>
+          <w:r>
+            <w:fldChar w:fldCharType="end"/>
+          </w:r>
+          <w:r>
+            <w:fldChar w:fldCharType="end"/>
+          </w:r>
+        </w:p>
+        <w:p>
+          <w:pPr>
+            <w:pStyle w:val="17"/>
+            <w:tabs>
+              <w:tab w:val="right" w:leader="dot" w:pos="8305"/>
+            </w:tabs>
+          </w:pPr>
+          <w:r>
+            <w:fldChar w:fldCharType="begin"/>
+          </w:r>
+          <w:r>
+            <w:instrText xml:space="preserve"> HYPERLINK \l _Toc20330 </w:instrText>
+          </w:r>
+          <w:r>
+            <w:fldChar w:fldCharType="separate"/>
+          </w:r>
+          <w:r>
+            <w:rPr>
+              <w:rFonts w:hint="default"/>
+            </w:rPr>
+            <w:t xml:space="preserve">6. </w:t>
+          </w:r>
+          <w:r>
+            <w:rPr>
+              <w:rFonts w:hint="eastAsia"/>
+            </w:rPr>
+            <w:t>结论</w:t>
+          </w:r>
+          <w:r>
+            <w:tab/>
+          </w:r>
+          <w:r>
+            <w:fldChar w:fldCharType="begin"/>
+          </w:r>
+          <w:r>
+            <w:instrText xml:space="preserve"> PAGEREF _Toc20330 \h </w:instrText>
+          </w:r>
+          <w:r>
+            <w:fldChar w:fldCharType="separate"/>
+          </w:r>
+          <w:r>
+            <w:t>7</w:t>
           </w:r>
           <w:r>
             <w:fldChar w:fldCharType="end"/>
@@ -1560,7 +1612,6 @@
         </w:rPr>
       </w:pPr>
       <w:bookmarkStart w:id="2" w:name="heading_0"/>
-      <w:bookmarkStart w:id="3" w:name="_Toc26789"/>
       <w:r>
         <w:rPr>
           <w:rFonts w:ascii="Arial" w:hAnsi="Arial" w:eastAsia="等线" w:cs="Arial"/>
@@ -1570,7 +1621,6 @@
         <w:br w:type="page"/>
       </w:r>
       <w:bookmarkEnd w:id="2"/>
-      <w:bookmarkEnd w:id="3"/>
     </w:p>
     <w:p>
       <w:pPr>
@@ -1580,12 +1630,14 @@
           <w:rFonts w:hint="eastAsia"/>
         </w:rPr>
       </w:pPr>
+      <w:bookmarkStart w:id="3" w:name="_Toc7269"/>
       <w:r>
         <w:rPr>
           <w:rFonts w:hint="eastAsia"/>
         </w:rPr>
         <w:t>执行摘要</w:t>
       </w:r>
+      <w:bookmarkEnd w:id="3"/>
     </w:p>
     <w:p>
       <w:pPr>
@@ -1653,12 +1705,14 @@
           <w:rFonts w:hint="eastAsia"/>
         </w:rPr>
       </w:pPr>
+      <w:bookmarkStart w:id="4" w:name="_Toc2902"/>
       <w:r>
         <w:rPr>
           <w:rFonts w:hint="eastAsia"/>
         </w:rPr>
         <w:t>连续性体系建设与维护情况</w:t>
       </w:r>
+      <w:bookmarkEnd w:id="4"/>
     </w:p>
     <w:p>
       <w:pPr>
@@ -1668,12 +1722,14 @@
           <w:rFonts w:hint="eastAsia"/>
         </w:rPr>
       </w:pPr>
+      <w:bookmarkStart w:id="5" w:name="_Toc31473"/>
       <w:r>
         <w:rPr>
           <w:rFonts w:hint="eastAsia"/>
         </w:rPr>
         <w:t>组织与人员保障</w:t>
       </w:r>
+      <w:bookmarkEnd w:id="5"/>
     </w:p>
     <w:p>
       <w:pPr>
@@ -1714,7 +1770,22 @@
         <w:rPr>
           <w:rFonts w:hint="eastAsia"/>
         </w:rPr>
-        <w:t>技术恢复组由运维项目经理、网络工程师、运维工程师、安全检测工程师组成，分别负责突发事件处理、网络设备恢复、服务器恢复、安全事件处置等工作。</w:t>
+        <w:t>技术恢复组由运维项目经理、网络工程师、运维工程师、</w:t>
+      </w:r>
+      <w:r>
+        <w:rPr>
+          <w:rFonts w:hint="eastAsia"/>
+          <w:lang w:val="en-US" w:eastAsia="zh-CN"/>
+        </w:rPr>
+        <w:t>技术支持工程师</w:t>
+      </w:r>
+      <w:bookmarkStart w:id="12" w:name="_GoBack"/>
+      <w:bookmarkEnd w:id="12"/>
+      <w:r>
+        <w:rPr>
+          <w:rFonts w:hint="eastAsia"/>
+        </w:rPr>
+        <w:t>组成，分别负责突发事件处理、网络设备恢复、服务器恢复、安全事件处置等工作。</w:t>
       </w:r>
     </w:p>
     <w:p>
@@ -1795,12 +1866,14 @@
           <w:rFonts w:hint="eastAsia"/>
         </w:rPr>
       </w:pPr>
+      <w:bookmarkStart w:id="6" w:name="_Toc25352"/>
       <w:r>
         <w:rPr>
           <w:rFonts w:hint="eastAsia"/>
         </w:rPr>
         <w:t>备份与恢复能力</w:t>
       </w:r>
+      <w:bookmarkEnd w:id="6"/>
     </w:p>
     <w:p>
       <w:pPr>
@@ -1866,12 +1939,14 @@
           <w:rFonts w:hint="eastAsia"/>
         </w:rPr>
       </w:pPr>
+      <w:bookmarkStart w:id="7" w:name="_Toc379"/>
       <w:r>
         <w:rPr>
           <w:rFonts w:hint="eastAsia"/>
         </w:rPr>
         <w:t>备用资源管理</w:t>
       </w:r>
+      <w:bookmarkEnd w:id="7"/>
     </w:p>
     <w:p>
       <w:pPr>
@@ -1964,12 +2039,14 @@
           <w:rFonts w:hint="eastAsia"/>
         </w:rPr>
       </w:pPr>
+      <w:bookmarkStart w:id="8" w:name="_Toc28588"/>
       <w:r>
         <w:rPr>
           <w:rFonts w:hint="eastAsia"/>
         </w:rPr>
         <w:t>演练测试与应急能力验证</w:t>
       </w:r>
+      <w:bookmarkEnd w:id="8"/>
     </w:p>
     <w:p>
       <w:pPr>
@@ -2127,12 +2204,14 @@
           <w:rFonts w:hint="eastAsia"/>
         </w:rPr>
       </w:pPr>
+      <w:bookmarkStart w:id="9" w:name="_Toc8045"/>
       <w:r>
         <w:rPr>
           <w:rFonts w:hint="eastAsia"/>
         </w:rPr>
         <w:t>与可用性管理的衔接与协同</w:t>
       </w:r>
+      <w:bookmarkEnd w:id="9"/>
     </w:p>
     <w:p>
       <w:pPr>
@@ -2226,12 +2305,14 @@
           <w:rFonts w:hint="eastAsia"/>
         </w:rPr>
       </w:pPr>
+      <w:bookmarkStart w:id="10" w:name="_Toc23645"/>
       <w:r>
         <w:rPr>
           <w:rFonts w:hint="eastAsia"/>
         </w:rPr>
         <w:t>持续改进计划</w:t>
       </w:r>
+      <w:bookmarkEnd w:id="10"/>
     </w:p>
     <w:p>
       <w:pPr>
@@ -2356,12 +2437,14 @@
           <w:rFonts w:hint="eastAsia"/>
         </w:rPr>
       </w:pPr>
+      <w:bookmarkStart w:id="11" w:name="_Toc20330"/>
       <w:r>
         <w:rPr>
           <w:rFonts w:hint="eastAsia"/>
         </w:rPr>
         <w:t>结论</w:t>
       </w:r>
+      <w:bookmarkEnd w:id="11"/>
     </w:p>
     <w:p>
       <w:pPr>
@@ -3383,6 +3466,7 @@
   <w:style w:type="paragraph" w:customStyle="1" w:styleId="26">
     <w:name w:val="柴_文档修订信息"/>
     <w:basedOn w:val="1"/>
+    <w:qFormat/>
     <w:uiPriority w:val="0"/>
     <w:pPr>
       <w:widowControl w:val="0"/>
@@ -3416,6 +3500,7 @@
   <w:style w:type="character" w:customStyle="1" w:styleId="28">
     <w:name w:val="标题 Char"/>
     <w:link w:val="20"/>
+    <w:qFormat/>
     <w:uiPriority w:val="10"/>
     <w:rPr>
       <w:rFonts w:ascii="Arial" w:hAnsi="Arial"/>
@@ -3497,6 +3582,7 @@
     <w:name w:val="批注框文本 Char"/>
     <w:link w:val="14"/>
     <w:semiHidden/>
+    <w:qFormat/>
     <w:uiPriority w:val="99"/>
     <w:rPr>
       <w:sz w:val="18"/>
